--- a/fanfic/ffn_upload/ch03.docx
+++ b/fanfic/ffn_upload/ch03.docx
@@ -601,7 +601,7 @@
         <w:pStyle w:val="BodyText"/>
       </w:pPr>
       <w:r>
-        <w:t xml:space="preserve">She told herself that breaking a crystal would send a ripple through the Force, and that some Master meditating six hundred levels above her might feel it and come looking. That was true, possibly. It was also a lie, and she knew it while she was telling it. She could have taken her own blade to the mask in a heartbeat. She did not do that either.</w:t>
+        <w:t xml:space="preserve">She told herself that breaking a crystal would send a ripple through the Force, and that some Master meditating in the spires far above her might feel it and come looking. That was true, possibly. It was also a lie, and she knew it while she was telling it. She could have taken her own blade to the mask in a heartbeat. She did not do that either.</w:t>
       </w:r>
     </w:p>
     <w:p>
@@ -907,7 +907,7 @@
         <w:t xml:space="preserve"> </w:t>
       </w:r>
       <w:r>
-        <w:t xml:space="preserve">Ahsoka said quietly.</w:t>
+        <w:t xml:space="preserve">Ahsoka said.</w:t>
       </w:r>
       <w:r>
         <w:t xml:space="preserve"> </w:t>
@@ -980,7 +980,7 @@
         <w:t xml:space="preserve">“</w:t>
       </w:r>
       <w:r>
-        <w:t xml:space="preserve">I saw you, at the Temple. When they took me in. I’m sorry I didn’t say anything. I couldn’t look at anybody. If I’d looked at anybody I wouldn’t have made it up those stairs.</w:t>
+        <w:t xml:space="preserve">I saw you, at the Temple. When they took me in. I’m sorry I didn’t say anything. I couldn’t look at anybody. If I’d looked at anybody I wouldn’t have made it into that lift.</w:t>
       </w:r>
       <w:r>
         <w:t xml:space="preserve">”</w:t>
